--- a/arbeitsblaetter/A8_Tabellen.docx
+++ b/arbeitsblaetter/A8_Tabellen.docx
@@ -785,66 +785,6 @@
         <w:t>HIER TABELLE EINFÜGEN</w:t>
       </w:r>
     </w:p>
-    <w:p>
-      <w:r>
-        <w:t xml:space="preserve"> </w:t>
-      </w:r>
-    </w:p>
-    <w:p>
-      <w:r>
-        <w:t xml:space="preserve"> </w:t>
-      </w:r>
-    </w:p>
-    <w:p>
-      <w:r>
-        <w:t xml:space="preserve"> </w:t>
-      </w:r>
-    </w:p>
-    <w:p>
-      <w:r>
-        <w:t xml:space="preserve"> </w:t>
-      </w:r>
-    </w:p>
-    <w:p>
-      <w:r>
-        <w:t xml:space="preserve"> </w:t>
-      </w:r>
-    </w:p>
-    <w:p>
-      <w:r>
-        <w:t xml:space="preserve"> </w:t>
-      </w:r>
-    </w:p>
-    <w:p>
-      <w:r>
-        <w:t xml:space="preserve"> </w:t>
-      </w:r>
-    </w:p>
-    <w:p>
-      <w:r>
-        <w:t xml:space="preserve"> </w:t>
-      </w:r>
-    </w:p>
-    <w:p>
-      <w:r>
-        <w:t xml:space="preserve"> </w:t>
-      </w:r>
-    </w:p>
-    <w:p>
-      <w:r>
-        <w:t xml:space="preserve"> </w:t>
-      </w:r>
-    </w:p>
-    <w:p>
-      <w:r>
-        <w:t xml:space="preserve"> </w:t>
-      </w:r>
-    </w:p>
-    <w:p>
-      <w:r>
-        <w:t xml:space="preserve"> </w:t>
-      </w:r>
-    </w:p>
     <w:sectPr>
       <w:pgSz w:w="11906" w:h="16838"/>
       <w:pgMar w:top="964" w:right="1134" w:bottom="850" w:left="1134" w:header="255" w:footer="312" w:gutter="0"/>

--- a/arbeitsblaetter/A8_Tabellen.docx
+++ b/arbeitsblaetter/A8_Tabellen.docx
@@ -206,7 +206,7 @@
           </w:p>
           <w:p>
             <w:pPr>
-              <w:spacing w:before="0" w:after="10" w:line="240" w:lineRule="auto"/>
+              <w:spacing w:before="0" w:after="5" w:line="240" w:lineRule="auto"/>
             </w:pPr>
             <w:r>
               <w:rPr>
@@ -217,6 +217,21 @@
                 <w:sz w:val="19"/>
               </w:rPr>
               <w:t>Arbeite auf Seite 2. Die Daten stehen dort bereits bereit.</w:t>
+            </w:r>
+          </w:p>
+          <w:p>
+            <w:pPr>
+              <w:spacing w:before="0" w:after="11" w:line="240" w:lineRule="auto"/>
+            </w:pPr>
+            <w:r>
+              <w:rPr>
+                <w:rFonts w:ascii="Arial" w:hAnsi="Arial" w:eastAsia="Arial"/>
+                <w:b/>
+                <w:i w:val="0"/>
+                <w:color w:val="1D6765"/>
+                <w:sz w:val="18"/>
+              </w:rPr>
+              <w:t>NEU: Einfügen → Tabelle → 4 × 5.  Neue Zeile → Tabellenlayout → Darüber einfügen.  Verbinden → Tabellenlayout → Zellen verbinden.</w:t>
             </w:r>
           </w:p>
           <w:p>
@@ -526,7 +541,7 @@
                 <w:color w:val="172A3A"/>
                 <w:sz w:val="19"/>
               </w:rPr>
-              <w:t>Zellen verbinden: Markiere die vier Zellen der neuen Zeile. Unter Tabellenlayout findest du «Zellen verbinden».</w:t>
+              <w:t>Die Vorlage zeigt nur die verlangten Kernfunktionen. Spaltenbreiten, Farben und besondere Tabellen-Designs musst du nicht nachbauen.</w:t>
             </w:r>
           </w:p>
         </w:tc>

--- a/arbeitsblaetter/A8_Tabellen.docx
+++ b/arbeitsblaetter/A8_Tabellen.docx
@@ -206,7 +206,7 @@
           </w:p>
           <w:p>
             <w:pPr>
-              <w:spacing w:before="0" w:after="5" w:line="240" w:lineRule="auto"/>
+              <w:spacing w:before="0" w:after="4" w:line="240" w:lineRule="auto"/>
             </w:pPr>
             <w:r>
               <w:rPr>
@@ -221,7 +221,7 @@
           </w:p>
           <w:p>
             <w:pPr>
-              <w:spacing w:before="0" w:after="11" w:line="240" w:lineRule="auto"/>
+              <w:spacing w:before="0" w:after="2" w:line="240" w:lineRule="auto"/>
             </w:pPr>
             <w:r>
               <w:rPr>
@@ -241,8 +241,47 @@
             <w:r>
               <w:drawing>
                 <wp:inline xmlns:a="http://schemas.openxmlformats.org/drawingml/2006/main" xmlns:pic="http://schemas.openxmlformats.org/drawingml/2006/picture">
+                  <wp:extent cx="3816000" cy="712320"/>
+                  <wp:docPr id="1" name="Picture 1"/>
+                  <wp:cNvGraphicFramePr>
+                    <a:graphicFrameLocks noChangeAspect="1"/>
+                  </wp:cNvGraphicFramePr>
+                  <a:graphic>
+                    <a:graphicData uri="http://schemas.openxmlformats.org/drawingml/2006/picture">
+                      <pic:pic>
+                        <pic:nvPicPr>
+                          <pic:cNvPr id="0" name="a8_tabellen_werkzeuge.png"/>
+                          <pic:cNvPicPr/>
+                        </pic:nvPicPr>
+                        <pic:blipFill>
+                          <a:blip r:embed="rId11"/>
+                          <a:stretch>
+                            <a:fillRect/>
+                          </a:stretch>
+                        </pic:blipFill>
+                        <pic:spPr>
+                          <a:xfrm>
+                            <a:off x="0" y="0"/>
+                            <a:ext cx="3816000" cy="712320"/>
+                          </a:xfrm>
+                          <a:prstGeom prst="rect"/>
+                        </pic:spPr>
+                      </pic:pic>
+                    </a:graphicData>
+                  </a:graphic>
+                </wp:inline>
+              </w:drawing>
+            </w:r>
+          </w:p>
+          <w:p>
+            <w:pPr>
+              <w:spacing w:before="0" w:after="10"/>
+            </w:pPr>
+            <w:r>
+              <w:drawing>
+                <wp:inline xmlns:a="http://schemas.openxmlformats.org/drawingml/2006/main" xmlns:pic="http://schemas.openxmlformats.org/drawingml/2006/picture">
                   <wp:extent cx="3924000" cy="1308000"/>
-                  <wp:docPr id="1" name="Picture 1"/>
+                  <wp:docPr id="2" name="Picture 2"/>
                   <wp:cNvGraphicFramePr>
                     <a:graphicFrameLocks noChangeAspect="1"/>
                   </wp:cNvGraphicFramePr>
@@ -254,7 +293,7 @@
                           <pic:cNvPicPr/>
                         </pic:nvPicPr>
                         <pic:blipFill>
-                          <a:blip r:embed="rId11"/>
+                          <a:blip r:embed="rId12"/>
                           <a:stretch>
                             <a:fillRect/>
                           </a:stretch>
